--- a/CÔNG TY TNHH THƯƠNG MẠI DỊCH VỤ KỸ THUẬT ĐIỆN PHÚ SƠN/PhuSon_CapNhatNganhNghe/PhuSon_Mẫu số 12_DeNghiThayDoi.docx
+++ b/CÔNG TY TNHH THƯƠNG MẠI DỊCH VỤ KỸ THUẬT ĐIỆN PHÚ SƠN/PhuSon_CapNhatNganhNghe/PhuSon_Mẫu số 12_DeNghiThayDoi.docx
@@ -2044,513 +2044,15 @@
         </w:rPr>
         <w:t>):</w:t>
       </w:r>
-    </w:p>
-    <w:tbl>
-      <w:tblPr>
-        <w:tblW w:w="9214" w:type="dxa"/>
-        <w:tblInd w:w="108" w:type="dxa"/>
-        <w:tblBorders>
-          <w:top w:val="single" w:sz="4" w:space="0" w:color="000000"/>
-          <w:left w:val="single" w:sz="4" w:space="0" w:color="000000"/>
-          <w:bottom w:val="single" w:sz="4" w:space="0" w:color="000000"/>
-          <w:right w:val="single" w:sz="4" w:space="0" w:color="000000"/>
-          <w:insideH w:val="single" w:sz="4" w:space="0" w:color="000000"/>
-          <w:insideV w:val="single" w:sz="4" w:space="0" w:color="000000"/>
-        </w:tblBorders>
-        <w:tblLook w:val="04A0" w:firstRow="1" w:lastRow="0" w:firstColumn="1" w:lastColumn="0" w:noHBand="0" w:noVBand="1"/>
-      </w:tblPr>
-      <w:tblGrid>
-        <w:gridCol w:w="807"/>
-        <w:gridCol w:w="4208"/>
-        <w:gridCol w:w="901"/>
-        <w:gridCol w:w="3298"/>
-      </w:tblGrid>
-      <w:tr>
-        <w:tc>
-          <w:tcPr>
-            <w:tcW w:w="807" w:type="dxa"/>
-          </w:tcPr>
-          <w:p>
-            <w:pPr>
-              <w:spacing w:before="120" w:after="0" w:line="340" w:lineRule="exact"/>
-              <w:jc w:val="center"/>
-              <w:rPr>
-                <w:rFonts w:ascii="Times New Roman" w:eastAsia="Calibri" w:hAnsi="Times New Roman" w:cs="Times New Roman"/>
-                <w:sz w:val="28"/>
-                <w:szCs w:val="28"/>
-              </w:rPr>
-            </w:pPr>
-            <w:r>
-              <w:rPr>
-                <w:rFonts w:ascii="Times New Roman" w:eastAsia="Calibri" w:hAnsi="Times New Roman" w:cs="Times New Roman"/>
-                <w:sz w:val="28"/>
-                <w:szCs w:val="28"/>
-              </w:rPr>
-              <w:t>STT</w:t>
-            </w:r>
-          </w:p>
-        </w:tc>
-        <w:tc>
-          <w:tcPr>
-            <w:tcW w:w="4208" w:type="dxa"/>
-          </w:tcPr>
-          <w:p>
-            <w:pPr>
-              <w:spacing w:before="120" w:after="0" w:line="340" w:lineRule="exact"/>
-              <w:jc w:val="center"/>
-              <w:rPr>
-                <w:rFonts w:ascii="Times New Roman" w:eastAsia="Calibri" w:hAnsi="Times New Roman" w:cs="Times New Roman"/>
-                <w:sz w:val="28"/>
-                <w:szCs w:val="28"/>
-              </w:rPr>
-            </w:pPr>
-            <w:r>
-              <w:rPr>
-                <w:rFonts w:ascii="Times New Roman" w:eastAsia="Calibri" w:hAnsi="Times New Roman" w:cs="Times New Roman"/>
-                <w:sz w:val="28"/>
-                <w:szCs w:val="28"/>
-              </w:rPr>
-              <w:t xml:space="preserve">Tên ngành, nghề kinh doanh </w:t>
-            </w:r>
-          </w:p>
-          <w:p>
-            <w:pPr>
-              <w:spacing w:after="0" w:line="340" w:lineRule="exact"/>
-              <w:jc w:val="center"/>
-              <w:rPr>
-                <w:rFonts w:ascii="Times New Roman" w:eastAsia="Calibri" w:hAnsi="Times New Roman" w:cs="Times New Roman"/>
-                <w:sz w:val="28"/>
-                <w:szCs w:val="28"/>
-              </w:rPr>
-            </w:pPr>
-            <w:r>
-              <w:rPr>
-                <w:rFonts w:ascii="Times New Roman" w:eastAsia="Calibri" w:hAnsi="Times New Roman" w:cs="Times New Roman"/>
-                <w:sz w:val="28"/>
-                <w:szCs w:val="28"/>
-              </w:rPr>
-              <w:t>được bổ sung</w:t>
-            </w:r>
-          </w:p>
-        </w:tc>
-        <w:tc>
-          <w:tcPr>
-            <w:tcW w:w="901" w:type="dxa"/>
-          </w:tcPr>
-          <w:p>
-            <w:pPr>
-              <w:spacing w:before="120" w:after="0" w:line="340" w:lineRule="exact"/>
-              <w:jc w:val="center"/>
-              <w:rPr>
-                <w:rFonts w:ascii="Times New Roman" w:eastAsia="Calibri" w:hAnsi="Times New Roman" w:cs="Times New Roman"/>
-                <w:sz w:val="28"/>
-                <w:szCs w:val="28"/>
-              </w:rPr>
-            </w:pPr>
-            <w:r>
-              <w:rPr>
-                <w:rFonts w:ascii="Times New Roman" w:eastAsia="Calibri" w:hAnsi="Times New Roman" w:cs="Times New Roman"/>
-                <w:sz w:val="28"/>
-                <w:szCs w:val="28"/>
-              </w:rPr>
-              <w:t>Mã ngành</w:t>
-            </w:r>
-          </w:p>
-        </w:tc>
-        <w:tc>
-          <w:tcPr>
-            <w:tcW w:w="3298" w:type="dxa"/>
-          </w:tcPr>
-          <w:p>
-            <w:pPr>
-              <w:spacing w:before="120" w:after="0" w:line="340" w:lineRule="exact"/>
-              <w:jc w:val="center"/>
-              <w:rPr>
-                <w:rFonts w:ascii="Times New Roman" w:eastAsia="Calibri" w:hAnsi="Times New Roman" w:cs="Times New Roman"/>
-                <w:sz w:val="28"/>
-                <w:szCs w:val="28"/>
-              </w:rPr>
-            </w:pPr>
-            <w:r>
-              <w:rPr>
-                <w:rFonts w:ascii="Times New Roman" w:eastAsia="Times New Roman" w:hAnsi="Times New Roman" w:cs="Times New Roman"/>
-                <w:sz w:val="28"/>
-                <w:szCs w:val="28"/>
-                <w:lang w:eastAsia="zh-CN"/>
-              </w:rPr>
-              <w:t>Ngành, nghề kinh doanh chính (</w:t>
-            </w:r>
-            <w:r>
-              <w:rPr>
-                <w:rFonts w:ascii="Times New Roman" w:eastAsia="Times New Roman" w:hAnsi="Times New Roman" w:cs="Times New Roman"/>
-                <w:i/>
-                <w:sz w:val="28"/>
-                <w:szCs w:val="28"/>
-                <w:lang w:eastAsia="zh-CN"/>
-              </w:rPr>
-              <w:t>Trường hợp ngành, nghề kinh doanh được bổ sung là ngành, nghề kinh doanh chính thì</w:t>
-            </w:r>
-            <w:r>
-              <w:rPr>
-                <w:rFonts w:ascii="Times New Roman" w:eastAsia="Times New Roman" w:hAnsi="Times New Roman" w:cs="Times New Roman"/>
-                <w:sz w:val="28"/>
-                <w:szCs w:val="28"/>
-                <w:lang w:eastAsia="zh-CN"/>
-              </w:rPr>
-              <w:t xml:space="preserve"> </w:t>
-            </w:r>
-            <w:r>
-              <w:rPr>
-                <w:rFonts w:ascii="Times New Roman" w:eastAsia="Times New Roman" w:hAnsi="Times New Roman" w:cs="Times New Roman"/>
-                <w:i/>
-                <w:sz w:val="28"/>
-                <w:szCs w:val="28"/>
-                <w:lang w:eastAsia="zh-CN"/>
-              </w:rPr>
-              <w:t>đánh dấu X để chọn một trong các ngành, nghề đã kê khai</w:t>
-            </w:r>
-            <w:r>
-              <w:rPr>
-                <w:rFonts w:ascii="Times New Roman" w:eastAsia="Times New Roman" w:hAnsi="Times New Roman" w:cs="Times New Roman"/>
-                <w:sz w:val="28"/>
-                <w:szCs w:val="28"/>
-                <w:lang w:eastAsia="zh-CN"/>
-              </w:rPr>
-              <w:t>)</w:t>
-            </w:r>
-          </w:p>
-        </w:tc>
-      </w:tr>
-      <w:tr>
-        <w:tc>
-          <w:tcPr>
-            <w:tcW w:w="807" w:type="dxa"/>
-          </w:tcPr>
-          <w:p>
-            <w:pPr>
-              <w:spacing w:before="120" w:after="0" w:line="340" w:lineRule="exact"/>
-              <w:jc w:val="both"/>
-              <w:rPr>
-                <w:rFonts w:ascii="Times New Roman" w:hAnsi="Times New Roman" w:cs="Times New Roman"/>
-                <w:sz w:val="28"/>
-                <w:szCs w:val="28"/>
-              </w:rPr>
-            </w:pPr>
-            <w:r>
-              <w:rPr>
-                <w:rFonts w:ascii="Times New Roman" w:hAnsi="Times New Roman" w:cs="Times New Roman"/>
-                <w:sz w:val="28"/>
-                <w:szCs w:val="28"/>
-              </w:rPr>
-              <w:t>1</w:t>
-            </w:r>
-          </w:p>
-        </w:tc>
-        <w:tc>
-          <w:tcPr>
-            <w:tcW w:w="4208" w:type="dxa"/>
-          </w:tcPr>
-          <w:p>
-            <w:pPr>
-              <w:spacing w:before="120" w:after="0" w:line="340" w:lineRule="exact"/>
-              <w:rPr>
-                <w:rFonts w:ascii="Times New Roman" w:hAnsi="Times New Roman" w:cs="Times New Roman"/>
-                <w:sz w:val="24"/>
-                <w:szCs w:val="24"/>
-              </w:rPr>
-            </w:pPr>
-            <w:r>
-              <w:rPr>
-                <w:rFonts w:ascii="Times New Roman" w:hAnsi="Times New Roman" w:cs="Times New Roman"/>
-                <w:sz w:val="24"/>
-                <w:szCs w:val="24"/>
-              </w:rPr>
-              <w:t>Hoạt động kiến trúc và tư vấn kỹ thuật có liên quan</w:t>
-            </w:r>
-          </w:p>
-          <w:p>
-            <w:pPr>
-              <w:spacing w:before="120" w:after="0" w:line="340" w:lineRule="exact"/>
-              <w:rPr>
-                <w:rFonts w:ascii="Times New Roman" w:hAnsi="Times New Roman" w:cs="Times New Roman"/>
-                <w:sz w:val="24"/>
-                <w:szCs w:val="24"/>
-              </w:rPr>
-            </w:pPr>
-            <w:r>
-              <w:rPr>
-                <w:rFonts w:ascii="Times New Roman" w:hAnsi="Times New Roman" w:cs="Times New Roman"/>
-                <w:sz w:val="24"/>
-                <w:szCs w:val="24"/>
-              </w:rPr>
-              <w:t>Chi tiết: Tư vấn thiết kế, tư vấn giám sát về phòng cháy và chữa cháy</w:t>
-            </w:r>
-          </w:p>
-        </w:tc>
-        <w:tc>
-          <w:tcPr>
-            <w:tcW w:w="901" w:type="dxa"/>
-          </w:tcPr>
-          <w:p>
-            <w:pPr>
-              <w:spacing w:before="120" w:after="0" w:line="340" w:lineRule="exact"/>
-              <w:jc w:val="both"/>
-              <w:rPr>
-                <w:rFonts w:ascii="Times New Roman" w:hAnsi="Times New Roman" w:cs="Times New Roman"/>
-                <w:sz w:val="28"/>
-                <w:szCs w:val="28"/>
-              </w:rPr>
-            </w:pPr>
-            <w:r>
-              <w:rPr>
-                <w:rFonts w:ascii="Times New Roman" w:hAnsi="Times New Roman" w:cs="Times New Roman"/>
-                <w:sz w:val="24"/>
-                <w:szCs w:val="24"/>
-              </w:rPr>
-              <w:t>7110</w:t>
-            </w:r>
-          </w:p>
-        </w:tc>
-        <w:tc>
-          <w:tcPr>
-            <w:tcW w:w="3298" w:type="dxa"/>
-          </w:tcPr>
-          <w:p>
-            <w:pPr>
-              <w:spacing w:before="120" w:after="0" w:line="340" w:lineRule="exact"/>
-              <w:jc w:val="both"/>
-              <w:rPr>
-                <w:rFonts w:ascii="Times New Roman" w:eastAsia="Calibri" w:hAnsi="Times New Roman" w:cs="Times New Roman"/>
-                <w:sz w:val="24"/>
-                <w:szCs w:val="24"/>
-              </w:rPr>
-            </w:pPr>
-          </w:p>
-        </w:tc>
-      </w:tr>
-      <w:tr>
-        <w:trPr>
-          <w:trHeight w:val="742"/>
-        </w:trPr>
-        <w:tc>
-          <w:tcPr>
-            <w:tcW w:w="807" w:type="dxa"/>
-          </w:tcPr>
-          <w:p>
-            <w:pPr>
-              <w:spacing w:before="120" w:after="0" w:line="340" w:lineRule="exact"/>
-              <w:jc w:val="both"/>
-              <w:rPr>
-                <w:rFonts w:ascii="Times New Roman" w:hAnsi="Times New Roman" w:cs="Times New Roman"/>
-                <w:sz w:val="28"/>
-                <w:szCs w:val="28"/>
-              </w:rPr>
-            </w:pPr>
-            <w:r>
-              <w:rPr>
-                <w:rFonts w:ascii="Times New Roman" w:hAnsi="Times New Roman" w:cs="Times New Roman"/>
-                <w:sz w:val="28"/>
-                <w:szCs w:val="28"/>
-              </w:rPr>
-              <w:t>2</w:t>
-            </w:r>
-          </w:p>
-        </w:tc>
-        <w:tc>
-          <w:tcPr>
-            <w:tcW w:w="4208" w:type="dxa"/>
-          </w:tcPr>
-          <w:p>
-            <w:pPr>
-              <w:spacing w:before="120" w:after="0" w:line="340" w:lineRule="exact"/>
-              <w:rPr>
-                <w:rFonts w:ascii="Times New Roman" w:hAnsi="Times New Roman" w:cs="Times New Roman"/>
-                <w:sz w:val="24"/>
-                <w:szCs w:val="24"/>
-              </w:rPr>
-            </w:pPr>
-            <w:r>
-              <w:rPr>
-                <w:rFonts w:ascii="Times New Roman" w:hAnsi="Times New Roman" w:cs="Times New Roman"/>
-                <w:sz w:val="24"/>
-                <w:szCs w:val="24"/>
-              </w:rPr>
-              <w:t>Lắp đặt hệ thống xây dựng khác</w:t>
-            </w:r>
-          </w:p>
-          <w:p>
-            <w:pPr>
-              <w:spacing w:before="120" w:after="0" w:line="340" w:lineRule="exact"/>
-              <w:rPr>
-                <w:rFonts w:ascii="Times New Roman" w:hAnsi="Times New Roman" w:cs="Times New Roman"/>
-                <w:sz w:val="24"/>
-                <w:szCs w:val="24"/>
-              </w:rPr>
-            </w:pPr>
-            <w:r>
-              <w:rPr>
-                <w:rFonts w:ascii="Times New Roman" w:hAnsi="Times New Roman" w:cs="Times New Roman"/>
-                <w:sz w:val="24"/>
-                <w:szCs w:val="24"/>
-              </w:rPr>
-              <w:t>Thi công, lắp đặt hệ thống phòng cháy và chữa cháy</w:t>
-            </w:r>
-          </w:p>
-        </w:tc>
-        <w:tc>
-          <w:tcPr>
-            <w:tcW w:w="901" w:type="dxa"/>
-          </w:tcPr>
-          <w:p>
-            <w:pPr>
-              <w:spacing w:before="120" w:after="0" w:line="340" w:lineRule="exact"/>
-              <w:jc w:val="both"/>
-              <w:rPr>
-                <w:rFonts w:ascii="Times New Roman" w:hAnsi="Times New Roman" w:cs="Times New Roman"/>
-                <w:sz w:val="24"/>
-                <w:szCs w:val="24"/>
-              </w:rPr>
-            </w:pPr>
-            <w:r>
-              <w:rPr>
-                <w:rFonts w:ascii="Times New Roman" w:hAnsi="Times New Roman" w:cs="Times New Roman"/>
-                <w:sz w:val="24"/>
-                <w:szCs w:val="24"/>
-              </w:rPr>
-              <w:t>4329</w:t>
-            </w:r>
-          </w:p>
-        </w:tc>
-        <w:tc>
-          <w:tcPr>
-            <w:tcW w:w="3298" w:type="dxa"/>
-          </w:tcPr>
-          <w:p>
-            <w:pPr>
-              <w:spacing w:before="120" w:after="0" w:line="340" w:lineRule="exact"/>
-              <w:jc w:val="both"/>
-              <w:rPr>
-                <w:rFonts w:ascii="Times New Roman" w:eastAsia="Calibri" w:hAnsi="Times New Roman" w:cs="Times New Roman"/>
-                <w:b/>
-                <w:sz w:val="24"/>
-                <w:szCs w:val="24"/>
-              </w:rPr>
-            </w:pPr>
-          </w:p>
-        </w:tc>
-      </w:tr>
-      <w:tr>
-        <w:trPr>
-          <w:trHeight w:val="742"/>
-        </w:trPr>
-        <w:tc>
-          <w:tcPr>
-            <w:tcW w:w="807" w:type="dxa"/>
-          </w:tcPr>
-          <w:p>
-            <w:pPr>
-              <w:spacing w:before="120" w:after="0" w:line="340" w:lineRule="exact"/>
-              <w:jc w:val="both"/>
-              <w:rPr>
-                <w:rFonts w:ascii="Times New Roman" w:hAnsi="Times New Roman" w:cs="Times New Roman"/>
-                <w:sz w:val="28"/>
-                <w:szCs w:val="28"/>
-              </w:rPr>
-            </w:pPr>
-            <w:r>
-              <w:rPr>
-                <w:rFonts w:ascii="Times New Roman" w:hAnsi="Times New Roman" w:cs="Times New Roman"/>
-                <w:sz w:val="28"/>
-                <w:szCs w:val="28"/>
-              </w:rPr>
-              <w:t>3</w:t>
-            </w:r>
-          </w:p>
-        </w:tc>
-        <w:tc>
-          <w:tcPr>
-            <w:tcW w:w="4208" w:type="dxa"/>
-          </w:tcPr>
-          <w:p>
-            <w:pPr>
-              <w:spacing w:before="120" w:after="0" w:line="340" w:lineRule="exact"/>
-              <w:rPr>
-                <w:rFonts w:ascii="Times New Roman" w:hAnsi="Times New Roman" w:cs="Times New Roman"/>
-                <w:sz w:val="24"/>
-                <w:szCs w:val="24"/>
-              </w:rPr>
-            </w:pPr>
-            <w:r>
-              <w:rPr>
-                <w:rFonts w:ascii="Times New Roman" w:hAnsi="Times New Roman" w:cs="Times New Roman"/>
-                <w:sz w:val="24"/>
-                <w:szCs w:val="24"/>
-              </w:rPr>
-              <w:t>Bán buôn máy móc, thiết bị và phụ tùng máy khác</w:t>
-            </w:r>
-          </w:p>
-          <w:p>
-            <w:pPr>
-              <w:spacing w:before="120" w:after="0" w:line="340" w:lineRule="exact"/>
-              <w:rPr>
-                <w:rFonts w:ascii="Times New Roman" w:hAnsi="Times New Roman" w:cs="Times New Roman"/>
-                <w:sz w:val="24"/>
-                <w:szCs w:val="24"/>
-              </w:rPr>
-            </w:pPr>
-            <w:r>
-              <w:rPr>
-                <w:rFonts w:ascii="Times New Roman" w:hAnsi="Times New Roman" w:cs="Times New Roman"/>
-                <w:sz w:val="24"/>
-                <w:szCs w:val="24"/>
-              </w:rPr>
-              <w:t>Chi tiết: Bán buôn phương tiện, thiết bị, vật tư phòng cháy và chữa cháy</w:t>
-            </w:r>
-          </w:p>
-        </w:tc>
-        <w:tc>
-          <w:tcPr>
-            <w:tcW w:w="901" w:type="dxa"/>
-          </w:tcPr>
-          <w:p>
-            <w:pPr>
-              <w:spacing w:before="120" w:after="0" w:line="340" w:lineRule="exact"/>
-              <w:jc w:val="both"/>
-              <w:rPr>
-                <w:rFonts w:ascii="Times New Roman" w:hAnsi="Times New Roman" w:cs="Times New Roman"/>
-                <w:sz w:val="24"/>
-                <w:szCs w:val="24"/>
-              </w:rPr>
-            </w:pPr>
-            <w:r>
-              <w:rPr>
-                <w:rFonts w:ascii="Times New Roman" w:hAnsi="Times New Roman" w:cs="Times New Roman"/>
-                <w:sz w:val="24"/>
-                <w:szCs w:val="24"/>
-              </w:rPr>
-              <w:t>4659</w:t>
-            </w:r>
-          </w:p>
-        </w:tc>
-        <w:tc>
-          <w:tcPr>
-            <w:tcW w:w="3298" w:type="dxa"/>
-          </w:tcPr>
-          <w:p>
-            <w:pPr>
-              <w:spacing w:before="120" w:after="0" w:line="340" w:lineRule="exact"/>
-              <w:jc w:val="both"/>
-              <w:rPr>
-                <w:rFonts w:ascii="Times New Roman" w:eastAsia="Calibri" w:hAnsi="Times New Roman" w:cs="Times New Roman"/>
-                <w:b/>
-                <w:sz w:val="24"/>
-                <w:szCs w:val="24"/>
-              </w:rPr>
-            </w:pPr>
-          </w:p>
-        </w:tc>
-      </w:tr>
-    </w:tbl>
+      <w:r>
+        <w:rPr>
+          <w:rFonts w:ascii="Times New Roman" w:eastAsia="Calibri" w:hAnsi="Times New Roman" w:cs="Times New Roman"/>
+          <w:sz w:val="28"/>
+          <w:szCs w:val="28"/>
+        </w:rPr>
+        <w:t xml:space="preserve"> Không có</w:t>
+      </w:r>
+    </w:p>
     <w:p>
       <w:pPr>
         <w:spacing w:before="120" w:after="120" w:line="340" w:lineRule="exact"/>
@@ -2739,7 +2241,6 @@
                 <w:szCs w:val="24"/>
               </w:rPr>
             </w:pPr>
-            <w:bookmarkStart w:id="7" w:name="_GoBack"/>
             <w:r>
               <w:rPr>
                 <w:rFonts w:ascii="Times New Roman" w:eastAsia="Calibri" w:hAnsi="Times New Roman" w:cs="Times New Roman"/>
@@ -2838,43 +2339,23 @@
                 <w:szCs w:val="24"/>
                 <w:lang w:eastAsia="zh-CN"/>
               </w:rPr>
-              <w:t xml:space="preserve">Ngành, nghề kinh doanh chính </w:t>
-            </w:r>
-            <w:r>
-              <w:rPr>
-                <w:rFonts w:ascii="Times New Roman" w:eastAsia="Times New Roman" w:hAnsi="Times New Roman" w:cs="Times New Roman"/>
-                <w:sz w:val="20"/>
-                <w:szCs w:val="20"/>
-                <w:lang w:eastAsia="zh-CN"/>
-              </w:rPr>
-              <w:t>(</w:t>
+              <w:t>Ngành, nghề kinh doanh chính (</w:t>
             </w:r>
             <w:r>
               <w:rPr>
                 <w:rFonts w:ascii="Times New Roman" w:eastAsia="Times New Roman" w:hAnsi="Times New Roman" w:cs="Times New Roman"/>
                 <w:i/>
-                <w:sz w:val="20"/>
-                <w:szCs w:val="20"/>
+                <w:sz w:val="24"/>
+                <w:szCs w:val="24"/>
                 <w:lang w:eastAsia="zh-CN"/>
               </w:rPr>
-              <w:t xml:space="preserve">Trường hợp ngành, nghề kinh doanh được sửa đổi là ngành, nghề kinh doanh chính thì </w:t>
+              <w:t>Trường hợp ngành, nghề kinh doanh được sửa đổi là ngành, nghề kinh doanh chính thì đánh dấu X để chọn một trong các ngành, nghề đã kê khai</w:t>
             </w:r>
             <w:r>
               <w:rPr>
                 <w:rFonts w:ascii="Times New Roman" w:eastAsia="Times New Roman" w:hAnsi="Times New Roman" w:cs="Times New Roman"/>
-                <w:i/>
-                <w:sz w:val="20"/>
-                <w:szCs w:val="20"/>
-                <w:lang w:eastAsia="zh-CN"/>
-              </w:rPr>
-              <w:lastRenderedPageBreak/>
-              <w:t>đánh dấu X để chọn một trong các ngành, nghề đã kê khai</w:t>
-            </w:r>
-            <w:r>
-              <w:rPr>
-                <w:rFonts w:ascii="Times New Roman" w:eastAsia="Times New Roman" w:hAnsi="Times New Roman" w:cs="Times New Roman"/>
-                <w:sz w:val="20"/>
-                <w:szCs w:val="20"/>
+                <w:sz w:val="24"/>
+                <w:szCs w:val="24"/>
                 <w:lang w:eastAsia="zh-CN"/>
               </w:rPr>
               <w:t>)</w:t>
@@ -2923,7 +2404,7 @@
             </w:pPr>
             <w:r>
               <w:rPr>
-                <w:rFonts w:ascii="Times New Roman" w:hAnsi="Times New Roman" w:cs="Times New Roman"/>
+                <w:rFonts w:ascii="Times New Roman" w:eastAsia="Calibri" w:hAnsi="Times New Roman" w:cs="Times New Roman"/>
                 <w:sz w:val="24"/>
                 <w:szCs w:val="24"/>
               </w:rPr>
@@ -3016,14 +2497,14 @@
             <w:pPr>
               <w:spacing w:before="120" w:after="0" w:line="340" w:lineRule="exact"/>
               <w:rPr>
-                <w:rFonts w:ascii="Times New Roman" w:hAnsi="Times New Roman" w:cs="Times New Roman"/>
+                <w:rFonts w:ascii="Times New Roman" w:eastAsia="Calibri" w:hAnsi="Times New Roman" w:cs="Times New Roman"/>
                 <w:sz w:val="24"/>
                 <w:szCs w:val="24"/>
               </w:rPr>
             </w:pPr>
             <w:r>
               <w:rPr>
-                <w:rFonts w:ascii="Times New Roman" w:hAnsi="Times New Roman" w:cs="Times New Roman"/>
+                <w:rFonts w:ascii="Times New Roman" w:eastAsia="Calibri" w:hAnsi="Times New Roman" w:cs="Times New Roman"/>
                 <w:sz w:val="24"/>
                 <w:szCs w:val="24"/>
               </w:rPr>
@@ -3050,7 +2531,7 @@
             </w:pPr>
             <w:r>
               <w:rPr>
-                <w:rFonts w:ascii="Times New Roman" w:hAnsi="Times New Roman" w:cs="Times New Roman"/>
+                <w:rFonts w:ascii="Times New Roman" w:eastAsia="Calibri" w:hAnsi="Times New Roman" w:cs="Times New Roman"/>
                 <w:sz w:val="24"/>
                 <w:szCs w:val="24"/>
               </w:rPr>
@@ -3075,7 +2556,220 @@
           </w:p>
         </w:tc>
       </w:tr>
-      <w:bookmarkEnd w:id="7"/>
+      <w:tr>
+        <w:tc>
+          <w:tcPr>
+            <w:tcW w:w="810" w:type="dxa"/>
+          </w:tcPr>
+          <w:p>
+            <w:pPr>
+              <w:spacing w:before="120" w:after="0" w:line="340" w:lineRule="exact"/>
+              <w:jc w:val="both"/>
+              <w:rPr>
+                <w:rFonts w:ascii="Times New Roman" w:eastAsia="Calibri" w:hAnsi="Times New Roman" w:cs="Times New Roman"/>
+                <w:sz w:val="24"/>
+                <w:szCs w:val="24"/>
+              </w:rPr>
+            </w:pPr>
+            <w:r>
+              <w:rPr>
+                <w:rFonts w:ascii="Times New Roman" w:eastAsia="Calibri" w:hAnsi="Times New Roman" w:cs="Times New Roman"/>
+                <w:sz w:val="24"/>
+                <w:szCs w:val="24"/>
+              </w:rPr>
+              <w:t>3</w:t>
+            </w:r>
+          </w:p>
+        </w:tc>
+        <w:tc>
+          <w:tcPr>
+            <w:tcW w:w="4315" w:type="dxa"/>
+          </w:tcPr>
+          <w:p>
+            <w:pPr>
+              <w:spacing w:before="120" w:after="0" w:line="340" w:lineRule="exact"/>
+              <w:rPr>
+                <w:rFonts w:ascii="Times New Roman" w:eastAsia="Calibri" w:hAnsi="Times New Roman" w:cs="Times New Roman"/>
+                <w:sz w:val="24"/>
+                <w:szCs w:val="24"/>
+              </w:rPr>
+            </w:pPr>
+            <w:r>
+              <w:rPr>
+                <w:rFonts w:ascii="Times New Roman" w:eastAsia="Calibri" w:hAnsi="Times New Roman" w:cs="Times New Roman"/>
+                <w:sz w:val="24"/>
+                <w:szCs w:val="24"/>
+              </w:rPr>
+              <w:t>Hoạt động kiến trúc và tư vấn kỹ thuật có liên quan</w:t>
+            </w:r>
+          </w:p>
+          <w:p>
+            <w:pPr>
+              <w:spacing w:before="120" w:after="0" w:line="340" w:lineRule="exact"/>
+              <w:rPr>
+                <w:rFonts w:ascii="Times New Roman" w:eastAsia="Calibri" w:hAnsi="Times New Roman" w:cs="Times New Roman"/>
+                <w:sz w:val="24"/>
+                <w:szCs w:val="24"/>
+              </w:rPr>
+            </w:pPr>
+            <w:r>
+              <w:rPr>
+                <w:rFonts w:ascii="Times New Roman" w:eastAsia="Calibri" w:hAnsi="Times New Roman" w:cs="Times New Roman"/>
+                <w:sz w:val="24"/>
+                <w:szCs w:val="24"/>
+              </w:rPr>
+              <w:t>Chi tiết: Tư vấn thiết kế, tư vấn giám sát về phòng cháy và chữa cháy</w:t>
+            </w:r>
+          </w:p>
+        </w:tc>
+        <w:tc>
+          <w:tcPr>
+            <w:tcW w:w="1080" w:type="dxa"/>
+          </w:tcPr>
+          <w:p>
+            <w:pPr>
+              <w:spacing w:before="120" w:after="0" w:line="340" w:lineRule="exact"/>
+              <w:jc w:val="both"/>
+              <w:rPr>
+                <w:rFonts w:ascii="Times New Roman" w:eastAsia="Calibri" w:hAnsi="Times New Roman" w:cs="Times New Roman"/>
+                <w:sz w:val="24"/>
+                <w:szCs w:val="24"/>
+              </w:rPr>
+            </w:pPr>
+            <w:r>
+              <w:rPr>
+                <w:rFonts w:ascii="Times New Roman" w:eastAsia="Calibri" w:hAnsi="Times New Roman" w:cs="Times New Roman"/>
+                <w:sz w:val="24"/>
+                <w:szCs w:val="24"/>
+              </w:rPr>
+              <w:t>7110</w:t>
+            </w:r>
+          </w:p>
+        </w:tc>
+        <w:tc>
+          <w:tcPr>
+            <w:tcW w:w="3009" w:type="dxa"/>
+          </w:tcPr>
+          <w:p>
+            <w:pPr>
+              <w:spacing w:before="120" w:after="0" w:line="340" w:lineRule="exact"/>
+              <w:jc w:val="both"/>
+              <w:rPr>
+                <w:rFonts w:ascii="Times New Roman" w:eastAsia="Calibri" w:hAnsi="Times New Roman" w:cs="Times New Roman"/>
+                <w:sz w:val="24"/>
+                <w:szCs w:val="24"/>
+              </w:rPr>
+            </w:pPr>
+          </w:p>
+        </w:tc>
+      </w:tr>
+      <w:tr>
+        <w:tc>
+          <w:tcPr>
+            <w:tcW w:w="810" w:type="dxa"/>
+          </w:tcPr>
+          <w:p>
+            <w:pPr>
+              <w:spacing w:before="120" w:after="0" w:line="340" w:lineRule="exact"/>
+              <w:jc w:val="both"/>
+              <w:rPr>
+                <w:rFonts w:ascii="Times New Roman" w:eastAsia="Calibri" w:hAnsi="Times New Roman" w:cs="Times New Roman"/>
+                <w:sz w:val="24"/>
+                <w:szCs w:val="24"/>
+              </w:rPr>
+            </w:pPr>
+            <w:r>
+              <w:rPr>
+                <w:rFonts w:ascii="Times New Roman" w:eastAsia="Calibri" w:hAnsi="Times New Roman" w:cs="Times New Roman"/>
+                <w:sz w:val="24"/>
+                <w:szCs w:val="24"/>
+              </w:rPr>
+              <w:t>4</w:t>
+            </w:r>
+          </w:p>
+        </w:tc>
+        <w:tc>
+          <w:tcPr>
+            <w:tcW w:w="4315" w:type="dxa"/>
+          </w:tcPr>
+          <w:p>
+            <w:pPr>
+              <w:spacing w:before="120" w:after="0" w:line="340" w:lineRule="exact"/>
+              <w:rPr>
+                <w:rFonts w:ascii="Times New Roman" w:eastAsia="Calibri" w:hAnsi="Times New Roman" w:cs="Times New Roman"/>
+                <w:sz w:val="24"/>
+                <w:szCs w:val="24"/>
+              </w:rPr>
+            </w:pPr>
+            <w:r>
+              <w:rPr>
+                <w:rFonts w:ascii="Times New Roman" w:eastAsia="Calibri" w:hAnsi="Times New Roman" w:cs="Times New Roman"/>
+                <w:sz w:val="24"/>
+                <w:szCs w:val="24"/>
+              </w:rPr>
+              <w:t>Lắp đặt hệ thống xây dựng khác</w:t>
+            </w:r>
+          </w:p>
+          <w:p>
+            <w:pPr>
+              <w:spacing w:before="120" w:after="0" w:line="340" w:lineRule="exact"/>
+              <w:rPr>
+                <w:rFonts w:ascii="Times New Roman" w:eastAsia="Calibri" w:hAnsi="Times New Roman" w:cs="Times New Roman"/>
+                <w:sz w:val="24"/>
+                <w:szCs w:val="24"/>
+              </w:rPr>
+            </w:pPr>
+            <w:r>
+              <w:rPr>
+                <w:rFonts w:ascii="Times New Roman" w:eastAsia="Calibri" w:hAnsi="Times New Roman" w:cs="Times New Roman"/>
+                <w:sz w:val="24"/>
+                <w:szCs w:val="24"/>
+              </w:rPr>
+              <w:t>Chi tiết: Thi công, lắp đặt hệ thống phòng cháy và chữa cháy</w:t>
+            </w:r>
+          </w:p>
+        </w:tc>
+        <w:tc>
+          <w:tcPr>
+            <w:tcW w:w="1080" w:type="dxa"/>
+          </w:tcPr>
+          <w:p>
+            <w:pPr>
+              <w:spacing w:before="120" w:after="0" w:line="340" w:lineRule="exact"/>
+              <w:jc w:val="both"/>
+              <w:rPr>
+                <w:rFonts w:ascii="Times New Roman" w:eastAsia="Calibri" w:hAnsi="Times New Roman" w:cs="Times New Roman"/>
+                <w:sz w:val="24"/>
+                <w:szCs w:val="24"/>
+              </w:rPr>
+            </w:pPr>
+            <w:r>
+              <w:rPr>
+                <w:rFonts w:ascii="Times New Roman" w:eastAsia="Calibri" w:hAnsi="Times New Roman" w:cs="Times New Roman"/>
+                <w:sz w:val="24"/>
+                <w:szCs w:val="24"/>
+              </w:rPr>
+              <w:t>4329</w:t>
+            </w:r>
+          </w:p>
+        </w:tc>
+        <w:tc>
+          <w:tcPr>
+            <w:tcW w:w="3009" w:type="dxa"/>
+          </w:tcPr>
+          <w:p>
+            <w:pPr>
+              <w:spacing w:before="120" w:after="0" w:line="340" w:lineRule="exact"/>
+              <w:jc w:val="both"/>
+              <w:rPr>
+                <w:rFonts w:ascii="Times New Roman" w:eastAsia="Calibri" w:hAnsi="Times New Roman" w:cs="Times New Roman"/>
+                <w:sz w:val="24"/>
+                <w:szCs w:val="24"/>
+              </w:rPr>
+            </w:pPr>
+          </w:p>
+        </w:tc>
+      </w:tr>
     </w:tbl>
     <w:p>
       <w:pPr>
@@ -3088,6 +2782,8 @@
           <w:szCs w:val="28"/>
         </w:rPr>
       </w:pPr>
+      <w:bookmarkStart w:id="7" w:name="_GoBack"/>
+      <w:bookmarkEnd w:id="7"/>
     </w:p>
     <w:p>
       <w:pPr>
@@ -3158,6 +2854,7 @@
           <w:rFonts w:ascii="Times New Roman" w:eastAsia="Calibri" w:hAnsi="Times New Roman" w:cs="Times New Roman"/>
           <w:sz w:val="28"/>
         </w:rPr>
+        <w:lastRenderedPageBreak/>
         <w:t>- Trường hợp doanh nghiệp thay đổi ngành, nghề kinh doanh từ ngành này sang ngành khác, doanh nghiệp kê khai đồng thời tại mục 1, 2 nêu trên, cụ thể như sau: kê khai ngành, nghề kinh doanh mới tại mục 1; kê khai ngành, nghề kinh doanh cũ tại mục 2.</w:t>
       </w:r>
     </w:p>
